--- a/papers/UMSF_Incident_Lab_Supplementary_Figs_S8-S9.docx
+++ b/papers/UMSF_Incident_Lab_Supplementary_Figs_S8-S9.docx
@@ -41,7 +41,7 @@
           <w:i w:val="0"/>
           <w:sz w:val="20"/>
         </w:rPr>
-        <w:t>To comply with the SoftwareX limit of six figures in the main text, two figures of the previous manuscript version were moved here. Please append them to the existing Supplementary material file after Fig. S7. Reference numbers in square brackets refer to the reference list of the main text.</w:t>
+        <w:t>To comply with the SoftwareX limit of six figures in the main text, two figures of the previous manuscript version were moved here. Please append them to the existing Supplementary material file after Fig. S7. Reference numbers in square brackets refer to the reference list of the main text. Main text: https://github.com/omega2417/bnt/blob/claude/amazing-mayer-2fbcqe/papers/UMSF_Incident_Lab_SoftwareX_OSP.docx; repository: https://github.com/omega2417/bnt.</w:t>
       </w:r>
     </w:p>
     <w:p>
